--- a/tuan01/22671151_LeNguyenPhiTruong_Lab1.docx
+++ b/tuan01/22671151_LeNguyenPhiTruong_Lab1.docx
@@ -1204,7 +1204,7 @@
           </mc:Choice>
           <mc:Fallback>
             <w:pict>
-              <v:shapetype w14:anchorId="5EC4DF42" id="_x0000_t32" coordsize="21600,21600" o:spt="32" o:oned="t" path="m,l21600,21600e" filled="f">
+              <v:shapetype w14:anchorId="621ACF42" id="_x0000_t32" coordsize="21600,21600" o:spt="32" o:oned="t" path="m,l21600,21600e" filled="f">
                 <v:path arrowok="t" fillok="f" o:connecttype="none"/>
                 <o:lock v:ext="edit" shapetype="t"/>
               </v:shapetype>
@@ -1494,7 +1494,7 @@
           </mc:Choice>
           <mc:Fallback>
             <w:pict>
-              <v:shape w14:anchorId="1594BCC1" id="Straight Arrow Connector 11" o:spid="_x0000_s1026" type="#_x0000_t32" style="position:absolute;margin-left:170.2pt;margin-top:252.2pt;width:125.6pt;height:.4pt;flip:x;z-index:251674624;visibility:visible;mso-wrap-style:square;mso-wrap-distance-left:9pt;mso-wrap-distance-top:0;mso-wrap-distance-right:9pt;mso-wrap-distance-bottom:0;mso-position-horizontal:absolute;mso-position-horizontal-relative:text;mso-position-vertical:absolute;mso-position-vertical-relative:text" o:gfxdata="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" strokecolor="#156082 [3204]" strokeweight=".5pt">
+              <v:shape w14:anchorId="1FBA261F" id="Straight Arrow Connector 11" o:spid="_x0000_s1026" type="#_x0000_t32" style="position:absolute;margin-left:170.2pt;margin-top:252.2pt;width:125.6pt;height:.4pt;flip:x;z-index:251674624;visibility:visible;mso-wrap-style:square;mso-wrap-distance-left:9pt;mso-wrap-distance-top:0;mso-wrap-distance-right:9pt;mso-wrap-distance-bottom:0;mso-position-horizontal:absolute;mso-position-horizontal-relative:text;mso-position-vertical:absolute;mso-position-vertical-relative:text" o:gfxdata="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" strokecolor="#156082 [3204]" strokeweight=".5pt">
                 <v:stroke endarrow="block" joinstyle="miter"/>
               </v:shape>
             </w:pict>
@@ -1774,7 +1774,7 @@
           </mc:Choice>
           <mc:Fallback>
             <w:pict>
-              <v:shape w14:anchorId="7CE2BBEB" id="Straight Arrow Connector 10" o:spid="_x0000_s1026" type="#_x0000_t32" style="position:absolute;margin-left:381.8pt;margin-top:166.6pt;width:.4pt;height:48pt;z-index:251673600;visibility:visible;mso-wrap-style:square;mso-wrap-distance-left:9pt;mso-wrap-distance-top:0;mso-wrap-distance-right:9pt;mso-wrap-distance-bottom:0;mso-position-horizontal:absolute;mso-position-horizontal-relative:text;mso-position-vertical:absolute;mso-position-vertical-relative:text" o:gfxdata="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" strokecolor="#156082 [3204]" strokeweight=".5pt">
+              <v:shape w14:anchorId="4EEB31FC" id="Straight Arrow Connector 10" o:spid="_x0000_s1026" type="#_x0000_t32" style="position:absolute;margin-left:381.8pt;margin-top:166.6pt;width:.4pt;height:48pt;z-index:251673600;visibility:visible;mso-wrap-style:square;mso-wrap-distance-left:9pt;mso-wrap-distance-top:0;mso-wrap-distance-right:9pt;mso-wrap-distance-bottom:0;mso-position-horizontal:absolute;mso-position-horizontal-relative:text;mso-position-vertical:absolute;mso-position-vertical-relative:text" o:gfxdata="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" strokecolor="#156082 [3204]" strokeweight=".5pt">
                 <v:stroke endarrow="block" joinstyle="miter"/>
               </v:shape>
             </w:pict>
@@ -2004,7 +2004,7 @@
           </mc:Choice>
           <mc:Fallback>
             <w:pict>
-              <v:shape w14:anchorId="1729C8DC" id="Straight Arrow Connector 3" o:spid="_x0000_s1026" type="#_x0000_t32" style="position:absolute;margin-left:123pt;margin-top:88.2pt;width:204.6pt;height:41.2pt;z-index:251671552;visibility:visible;mso-wrap-style:square;mso-width-percent:0;mso-height-percent:0;mso-wrap-distance-left:9pt;mso-wrap-distance-top:0;mso-wrap-distance-right:9pt;mso-wrap-distance-bottom:0;mso-position-horizontal:absolute;mso-position-horizontal-relative:text;mso-position-vertical:absolute;mso-position-vertical-relative:text;mso-width-percent:0;mso-height-percent:0;mso-width-relative:margin;mso-height-relative:margin" o:gfxdata="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" strokecolor="#156082 [3204]" strokeweight=".5pt">
+              <v:shape w14:anchorId="2589DC39" id="Straight Arrow Connector 3" o:spid="_x0000_s1026" type="#_x0000_t32" style="position:absolute;margin-left:123pt;margin-top:88.2pt;width:204.6pt;height:41.2pt;z-index:251671552;visibility:visible;mso-wrap-style:square;mso-width-percent:0;mso-height-percent:0;mso-wrap-distance-left:9pt;mso-wrap-distance-top:0;mso-wrap-distance-right:9pt;mso-wrap-distance-bottom:0;mso-position-horizontal:absolute;mso-position-horizontal-relative:text;mso-position-vertical:absolute;mso-position-vertical-relative:text;mso-width-percent:0;mso-height-percent:0;mso-width-relative:margin;mso-height-relative:margin" o:gfxdata="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" strokecolor="#156082 [3204]" strokeweight=".5pt">
                 <v:stroke endarrow="block" joinstyle="miter"/>
               </v:shape>
             </w:pict>
@@ -2350,7 +2350,7 @@
           </mc:Choice>
           <mc:Fallback>
             <w:pict>
-              <v:shape w14:anchorId="3177A92A" id="Straight Arrow Connector 9" o:spid="_x0000_s1026" type="#_x0000_t32" style="position:absolute;margin-left:126.55pt;margin-top:63.6pt;width:186.65pt;height:.35pt;flip:x y;z-index:251668480;visibility:visible;mso-wrap-style:square;mso-wrap-distance-left:9pt;mso-wrap-distance-top:0;mso-wrap-distance-right:9pt;mso-wrap-distance-bottom:0;mso-position-horizontal:absolute;mso-position-horizontal-relative:text;mso-position-vertical:absolute;mso-position-vertical-relative:text" o:gfxdata="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" strokecolor="black [3200]" strokeweight="1.5pt">
+              <v:shape w14:anchorId="320A74B8" id="Straight Arrow Connector 9" o:spid="_x0000_s1026" type="#_x0000_t32" style="position:absolute;margin-left:126.55pt;margin-top:63.6pt;width:186.65pt;height:.35pt;flip:x y;z-index:251668480;visibility:visible;mso-wrap-style:square;mso-wrap-distance-left:9pt;mso-wrap-distance-top:0;mso-wrap-distance-right:9pt;mso-wrap-distance-bottom:0;mso-position-horizontal:absolute;mso-position-horizontal-relative:text;mso-position-vertical:absolute;mso-position-vertical-relative:text" o:gfxdata="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" strokecolor="black [3200]" strokeweight="1.5pt">
                 <v:stroke dashstyle="dash"/>
               </v:shape>
             </w:pict>
@@ -2960,7 +2960,7 @@
           </mc:Choice>
           <mc:Fallback>
             <w:pict>
-              <v:shape w14:anchorId="5A72FAF2" id="Straight Arrow Connector 5" o:spid="_x0000_s1026" type="#_x0000_t32" style="position:absolute;margin-left:126.8pt;margin-top:39.2pt;width:188.75pt;height:0;z-index:251665408;visibility:visible;mso-wrap-style:square;mso-wrap-distance-left:9pt;mso-wrap-distance-top:0;mso-wrap-distance-right:9pt;mso-wrap-distance-bottom:0;mso-position-horizontal:absolute;mso-position-horizontal-relative:text;mso-position-vertical:absolute;mso-position-vertical-relative:text" o:gfxdata="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" strokecolor="#156082 [3204]" strokeweight=".5pt">
+              <v:shape w14:anchorId="4E2E72AA" id="Straight Arrow Connector 5" o:spid="_x0000_s1026" type="#_x0000_t32" style="position:absolute;margin-left:126.8pt;margin-top:39.2pt;width:188.75pt;height:0;z-index:251665408;visibility:visible;mso-wrap-style:square;mso-wrap-distance-left:9pt;mso-wrap-distance-top:0;mso-wrap-distance-right:9pt;mso-wrap-distance-bottom:0;mso-position-horizontal:absolute;mso-position-horizontal-relative:text;mso-position-vertical:absolute;mso-position-vertical-relative:text" o:gfxdata="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" strokecolor="#156082 [3204]" strokeweight=".5pt">
                 <v:stroke endarrow="block" joinstyle="miter"/>
               </v:shape>
             </w:pict>
